--- a/tailored/stryker-ortho-sales-intern-2027/Charles_Morrisey_Stryker_Ortho_Sales_Intern.docx
+++ b/tailored/stryker-ortho-sales-intern-2027/Charles_Morrisey_Stryker_Ortho_Sales_Intern.docx
@@ -55,7 +55,7 @@
           <w:b w:val="0"/>
           <w:i w:val="0"/>
         </w:rPr>
-        <w:t>Biomedical Engineering sophomore and Account Executive who built a 3,050-record target account list and founded a business that booked $14,280 across 40 jobs. Former West Point cadet with proven leadership, sales presentation, and interpersonal skills.</w:t>
+        <w:t>Biomedical Engineering sophomore and Account Executive who built a 3,050-record target account list and founded a business that booked $14,280 across 40 jobs. Former West Point cadet and varsity football captain with strong leadership and interpersonal skills.</w:t>
       </w:r>
     </w:p>
     <w:p>
